--- a/RAC/5일과정/01장/1장_RAC개요와아키텍처.docx
+++ b/RAC/5일과정/01장/1장_RAC개요와아키텍처.docx
@@ -4441,7 +4441,7 @@
                 <w:rFonts w:ascii="맑은 고딕" w:hAnsi="맑은 고딕" w:eastAsia="맑은 고딕"/>
                 <w:sz w:val="19"/>
               </w:rPr>
-              <w:t>/dev/asmdisk/test1~6 (4GB × 6). ASM 실습(4~7장) 전용 후보 디스크</w:t>
+              <w:t>/dev/asmdisk/test1~6 (4GB × 6). ASM 실습(4~7장) 전용 후보 디스크, 설치 가이드 v2 부록 E로 추가</w:t>
             </w:r>
           </w:p>
         </w:tc>
